--- a/public/templates/command-center/Aurixa_Lending_Recommendation_Report_SAMPLE.docx
+++ b/public/templates/command-center/Aurixa_Lending_Recommendation_Report_SAMPLE.docx
@@ -526,7 +526,7 @@
         <w:keepLines/>
         <w:pageBreakBefore w:val="0"/>
         <w:widowControl w:val="1"/>
-        <w:spacing w:before="0" w:after="0" w:line="160" w:lineRule="exact"/>
+        <w:spacing w:before="0" w:after="0" w:line="3231" w:lineRule="exact"/>
       </w:pPr>
       <w:r>
         <w:rPr>
@@ -581,7 +581,7 @@
           </w:tcPr>
           <w:p>
             <w:pPr>
-              <w:keepNext w:val="0"/>
+              <w:keepNext/>
               <w:keepLines/>
               <w:pageBreakBefore w:val="0"/>
               <w:widowControl w:val="1"/>
@@ -622,7 +622,7 @@
           </w:tcPr>
           <w:p>
             <w:pPr>
-              <w:keepNext w:val="0"/>
+              <w:keepNext/>
               <w:keepLines/>
               <w:pageBreakBefore w:val="0"/>
               <w:widowControl w:val="1"/>
@@ -661,7 +661,7 @@
           </w:tcPr>
           <w:p>
             <w:pPr>
-              <w:keepNext w:val="0"/>
+              <w:keepNext/>
               <w:keepLines/>
               <w:pageBreakBefore w:val="0"/>
               <w:widowControl w:val="1"/>
@@ -702,7 +702,7 @@
           </w:tcPr>
           <w:p>
             <w:pPr>
-              <w:keepNext w:val="0"/>
+              <w:keepNext/>
               <w:keepLines/>
               <w:pageBreakBefore w:val="0"/>
               <w:widowControl w:val="1"/>
@@ -747,7 +747,7 @@
           </w:tcPr>
           <w:p>
             <w:pPr>
-              <w:keepNext w:val="0"/>
+              <w:keepNext/>
               <w:keepLines/>
               <w:pageBreakBefore w:val="0"/>
               <w:widowControl w:val="1"/>
@@ -788,7 +788,7 @@
           </w:tcPr>
           <w:p>
             <w:pPr>
-              <w:keepNext w:val="0"/>
+              <w:keepNext/>
               <w:keepLines/>
               <w:pageBreakBefore w:val="0"/>
               <w:widowControl w:val="1"/>
@@ -827,7 +827,7 @@
           </w:tcPr>
           <w:p>
             <w:pPr>
-              <w:keepNext w:val="0"/>
+              <w:keepNext/>
               <w:keepLines/>
               <w:pageBreakBefore w:val="0"/>
               <w:widowControl w:val="1"/>
@@ -868,7 +868,7 @@
           </w:tcPr>
           <w:p>
             <w:pPr>
-              <w:keepNext w:val="0"/>
+              <w:keepNext/>
               <w:keepLines/>
               <w:pageBreakBefore w:val="0"/>
               <w:widowControl w:val="1"/>
@@ -1059,13 +1059,13 @@
       <w:pPr>
         <w:keepNext w:val="0"/>
         <w:keepLines/>
-        <w:pageBreakBefore w:val="0"/>
+        <w:pageBreakBefore w:val="1"/>
         <w:widowControl w:val="1"/>
-        <w:spacing w:before="0" w:after="0"/>
+        <w:spacing w:before="0" w:after="0" w:line="20" w:lineRule="exact"/>
+        <w:rPr>
+          <w:sz w:val="2"/>
+        </w:rPr>
       </w:pPr>
-      <w:r>
-        <w:br w:type="page"/>
-      </w:r>
     </w:p>
     <w:tbl>
       <w:tblPr>
@@ -3695,18 +3695,6 @@
     </w:tbl>
     <w:p>
       <w:pPr>
-        <w:keepNext w:val="0"/>
-        <w:keepLines/>
-        <w:pageBreakBefore w:val="0"/>
-        <w:widowControl w:val="1"/>
-        <w:spacing w:before="0" w:after="0"/>
-      </w:pPr>
-      <w:r>
-        <w:br w:type="page"/>
-      </w:r>
-    </w:p>
-    <w:p>
-      <w:pPr>
         <w:keepNext/>
         <w:keepLines/>
         <w:pageBreakBefore w:val="0"/>
@@ -5594,18 +5582,6 @@
     </w:tbl>
     <w:p>
       <w:pPr>
-        <w:keepNext w:val="0"/>
-        <w:keepLines/>
-        <w:pageBreakBefore w:val="0"/>
-        <w:widowControl w:val="1"/>
-        <w:spacing w:before="0" w:after="0"/>
-      </w:pPr>
-      <w:r>
-        <w:br w:type="page"/>
-      </w:r>
-    </w:p>
-    <w:p>
-      <w:pPr>
         <w:keepNext/>
         <w:keepLines/>
         <w:pageBreakBefore w:val="0"/>
@@ -7074,7 +7050,7 @@
           </w:tcPr>
           <w:p>
             <w:pPr>
-              <w:keepNext w:val="0"/>
+              <w:keepNext/>
               <w:keepLines/>
               <w:pageBreakBefore w:val="0"/>
               <w:widowControl w:val="1"/>
@@ -7113,7 +7089,7 @@
           </w:tcPr>
           <w:p>
             <w:pPr>
-              <w:keepNext w:val="0"/>
+              <w:keepNext/>
               <w:keepLines/>
               <w:pageBreakBefore w:val="0"/>
               <w:widowControl w:val="1"/>
@@ -7153,7 +7129,7 @@
           </w:tcPr>
           <w:p>
             <w:pPr>
-              <w:keepNext w:val="0"/>
+              <w:keepNext/>
               <w:keepLines/>
               <w:pageBreakBefore w:val="0"/>
               <w:widowControl w:val="1"/>
@@ -7181,7 +7157,7 @@
           </w:tcPr>
           <w:p>
             <w:pPr>
-              <w:keepNext w:val="0"/>
+              <w:keepNext/>
               <w:keepLines/>
               <w:pageBreakBefore w:val="0"/>
               <w:widowControl w:val="1"/>
@@ -7570,18 +7546,6 @@
         </w:tc>
       </w:tr>
     </w:tbl>
-    <w:p>
-      <w:pPr>
-        <w:keepNext w:val="0"/>
-        <w:keepLines/>
-        <w:pageBreakBefore w:val="0"/>
-        <w:widowControl w:val="1"/>
-        <w:spacing w:before="0" w:after="0"/>
-      </w:pPr>
-      <w:r>
-        <w:br w:type="page"/>
-      </w:r>
-    </w:p>
     <w:p>
       <w:pPr>
         <w:keepNext/>
@@ -9585,21 +9549,9 @@
     </w:tbl>
     <w:p>
       <w:pPr>
-        <w:keepNext w:val="0"/>
-        <w:keepLines/>
-        <w:pageBreakBefore w:val="0"/>
-        <w:widowControl w:val="1"/>
-        <w:spacing w:before="0" w:after="0"/>
-      </w:pPr>
-      <w:r>
-        <w:br w:type="page"/>
-      </w:r>
-    </w:p>
-    <w:p>
-      <w:pPr>
         <w:keepNext/>
         <w:keepLines/>
-        <w:pageBreakBefore w:val="0"/>
+        <w:pageBreakBefore w:val="1"/>
         <w:widowControl w:val="1"/>
         <w:spacing w:before="0" w:after="60"/>
       </w:pPr>
